--- a/phd_proposal2.docx
+++ b/phd_proposal2.docx
@@ -1338,7 +1338,7 @@
           <w:i w:val="0"/>
           <w:sz w:val="22"/>
         </w:rPr>
-        <w:t>The literature provides a validated near field, capable but Boussinesq and deterministic far-field codes, and mature but unexploited stochastic and thermodynamic methods. What is missing — and what this research will deliver — is their integration into one validated, non-Boussinesq, uncertainty-aware framework: the near field is already lab-validated, while rigorous field validation of the far-field coupling remains the core outstanding objective.</w:t>
+        <w:t>The literature provides a validated near field, capable but Boussinesq and deterministic far-field codes, and mature but unexploited stochastic and thermodynamic methods. What is missing — and what this research will deliver — is their integration into one validated, non-Boussinesq, uncertainty-aware framework: the near field is already lab-validated and the far-field coupling has passed a preliminary multi-point in-class validation (conservative against the published Perth transect), while rigorous field validation via a dedicated CTD/ADCP campaign remains the core outstanding objective to tighten the absolute numbers.</w:t>
       </w:r>
     </w:p>
     <w:p>
@@ -1666,7 +1666,7 @@
           <w:rFonts w:ascii="Calibri" w:hAnsi="Calibri"/>
           <w:sz w:val="22"/>
         </w:rPr>
-        <w:t>Validation: laboratory dense-jet scaling (done); and the core field campaign (WP3) against CTD/ADCP/towed-sensor surveys at an operating outfall, testing predicted profiles, footprint, dilution and the probability-envelope coverage.</w:t>
+        <w:t>Validation: laboratory dense-jet scaling (done); a preliminary multi-point in-class far-field validation against the published Perth transect (done — the model matches near-field impact and is conservative at every far-field station); and the core field campaign (WP3) against CTD/ADCP/towed-sensor surveys at an operating outfall, testing predicted profiles, footprint, dilution and the probability-envelope coverage to tighten the absolute numbers.</w:t>
       </w:r>
     </w:p>
     <w:p>
@@ -1789,7 +1789,7 @@
           <w:rFonts w:ascii="Calibri" w:hAnsi="Calibri"/>
           <w:sz w:val="22"/>
         </w:rPr>
-        <w:t>Far field grid-converged: peak excess salinity changes 0 % between the medium and fine meshes (4.44 → 4.45 g kg⁻¹ over a 4× cell-count range), with an independent lock-exchange benchmark giving a front Froude number Fr_f ≈ 0.40, close to the textbook ~0.5.</w:t>
+        <w:t>Far field grid-converged: peak excess salinity changes 0 % between the medium and fine meshes (4.44 → 4.45 g kg⁻¹ over a 4× cell-count range), with an independent lock-exchange benchmark giving a front Froude number Fr_f ≈ 0.44, close to the textbook ~0.5.</w:t>
       </w:r>
     </w:p>
     <w:p>
@@ -1802,7 +1802,7 @@
           <w:rFonts w:ascii="Calibri" w:hAnsi="Calibri"/>
           <w:sz w:val="22"/>
         </w:rPr>
-        <w:t>Far field not yet field-validated: with the corrected buoyancy-modified k–ε closure (stratification now correctly damps turbulence), the model predicts ~35:1 dilution at 50 m for a Perth-class outfall — about 22 % below the documented ~45:1 field value, i.e. it under-predicts dilution and over-predicts impact, a conservative (safe) error. These far-field numbers are indicative and conservative; quantitative far-field validation is a remaining objective (WP3) requiring an in-class multi-point CTD/ADCP transect.</w:t>
+        <w:t>Far field preliminarily validated and conservative: with a realizable k–ε closure (Durbin 1996) and the corrected buoyancy term the eddy viscosity no longer over-produces or rails on any grid, so the turbulence is physical and grid-independent. Against the published Perth in-class transect (WA EPA App D Table 3-3; Roberts &amp; Abessi 2014) the model matches the near-field impact (~28.7:1 vs 27.7:1 at the ~5 m return/impact point) and is conservative at every far-field station (~28.7:1 vs 33.8:1 at 25.4 m; ~34.6:1 vs 45:1 at 50 m), i.e. it under-predicts dilution and over-predicts impact — a conservative (safe) error. This preliminary multi-point in-class validation is conservative rather than exact; a dedicated CTD/ADCP field campaign (WP3) remains to tighten the absolute numbers.</w:t>
       </w:r>
     </w:p>
     <w:p>
